--- a/article/00-report-narrative.docx
+++ b/article/00-report-narrative.docx
@@ -7722,6 +7722,69 @@
       </w:r>
       <w:r>
         <w:t xml:space="preserve">17–46.</w:t>
+      </w:r>
+    </w:p>
+    <w:p>
+      <w:pPr>
+        <w:pStyle w:val="BodyText"/>
+      </w:pPr>
+      <w:r>
+        <w:t xml:space="preserve">Jachertz, Thomas. 1983.</w:t>
+      </w:r>
+      <w:r>
+        <w:t xml:space="preserve"> </w:t>
+      </w:r>
+      <w:r>
+        <w:rPr>
+          <w:i/>
+          <w:iCs/>
+        </w:rPr>
+        <w:t xml:space="preserve">Beiträge zu einer bibliographischen Übersicht</w:t>
+      </w:r>
+      <w:r>
+        <w:rPr>
+          <w:i/>
+          <w:iCs/>
+        </w:rPr>
+        <w:t xml:space="preserve"> </w:t>
+      </w:r>
+      <w:r>
+        <w:rPr>
+          <w:i/>
+          <w:iCs/>
+        </w:rPr>
+        <w:t xml:space="preserve">über die textliche Basis unserer europäischen Sanskritwörterbücher,</w:t>
+      </w:r>
+      <w:r>
+        <w:rPr>
+          <w:i/>
+          <w:iCs/>
+        </w:rPr>
+        <w:t xml:space="preserve"> </w:t>
+      </w:r>
+      <w:r>
+        <w:rPr>
+          <w:i/>
+          <w:iCs/>
+        </w:rPr>
+        <w:t xml:space="preserve">vorzüglich des grossen Petersburger Wörterbuches (PW) und des kleinen</w:t>
+      </w:r>
+      <w:r>
+        <w:rPr>
+          <w:i/>
+          <w:iCs/>
+        </w:rPr>
+        <w:t xml:space="preserve"> </w:t>
+      </w:r>
+      <w:r>
+        <w:rPr>
+          <w:i/>
+          <w:iCs/>
+        </w:rPr>
+        <w:t xml:space="preserve">Petersburger Wörterbuches (pw)</w:t>
+      </w:r>
+      <w:r>
+        <w:t xml:space="preserve">. Magisterarbeit, University of Cologne.</w:t>
       </w:r>
     </w:p>
     <w:p>
